--- a/ufm_engine/templates/figures/title_page_tx_state.docx
+++ b/ufm_engine/templates/figures/title_page_tx_state.docx
@@ -191,15 +191,39 @@
       <w:r>
         <w:t xml:space="preserve">ORAL </w:t>
       </w:r>
-      <w:r>
-        <w:t xml:space="preserve">AND VIDEOTAPED </w:t>
-      </w:r>
+      <w:sdt>
+        <w:sdtPr>
+          <w:tag w:val="block_videotaped"/>
+          <w:alias w:val="Conditional Block: block_videotaped"/>
+        </w:sdtPr>
+        <w:sdtContent>
+          <w:r>
+            <w:rPr>
+              <w:rFonts w:ascii="Courier New" w:hAnsi="Courier New"/>
+              <w:sz w:val="24"/>
+            </w:rPr>
+            <w:t xml:space="preserve">AND VIDEOTAPED </w:t>
+          </w:r>
+        </w:sdtContent>
+      </w:sdt>
       <w:r>
         <w:t xml:space="preserve">DEPOSITION </w:t>
       </w:r>
-      <w:r>
-        <w:t xml:space="preserve">WITH SUBPOENA DUCES TECUM </w:t>
-      </w:r>
+      <w:sdt>
+        <w:sdtPr>
+          <w:tag w:val="block_subpoena_duces_tecum"/>
+          <w:alias w:val="Conditional Block: block_subpoena_duces_tecum"/>
+        </w:sdtPr>
+        <w:sdtContent>
+          <w:r>
+            <w:rPr>
+              <w:rFonts w:ascii="Courier New" w:hAnsi="Courier New"/>
+              <w:sz w:val="24"/>
+            </w:rPr>
+            <w:t xml:space="preserve">WITH SUBPOENA DUCES TECUM </w:t>
+          </w:r>
+        </w:sdtContent>
+      </w:sdt>
       <w:r>
         <w:t>OF</w:t>
       </w:r>
@@ -257,10 +281,6 @@
             <w:jc w:val="center"/>
           </w:pPr>
           <w:r>
-            <w:rPr>
-              <w:rFonts w:ascii="Courier New" w:hAnsi="Courier New"/>
-              <w:sz w:val="24"/>
-            </w:rPr>
             <w:t xml:space="preserve">VOLUME </w:t>
           </w:r>
           <w:sdt>
@@ -280,12 +300,24 @@
             </w:sdtContent>
           </w:sdt>
           <w:r>
-            <w:rPr>
-              <w:rFonts w:ascii="Courier New" w:hAnsi="Courier New"/>
-              <w:sz w:val="24"/>
-            </w:rPr>
             <w:t xml:space="preserve"> OF </w:t>
           </w:r>
+          <w:sdt>
+            <w:sdtPr>
+              <w:tag w:val="total_volumes"/>
+              <w:alias w:val="Total Volumes"/>
+              <w:showingPlcHdr/>
+            </w:sdtPr>
+            <w:sdtContent>
+              <w:r>
+                <w:rPr>
+                  <w:rFonts w:ascii="Courier New" w:hAnsi="Courier New"/>
+                  <w:sz w:val="24"/>
+                </w:rPr>
+                <w:t xml:space="preserve">[Total Volumes]</w:t>
+              </w:r>
+            </w:sdtContent>
+          </w:sdt>
         </w:p>
       </w:sdtContent>
     </w:sdt>
@@ -306,9 +338,21 @@
       <w:r>
         <w:t xml:space="preserve">ORAL </w:t>
       </w:r>
-      <w:r>
-        <w:t xml:space="preserve">AND VIDEOTAPED </w:t>
-      </w:r>
+      <w:sdt>
+        <w:sdtPr>
+          <w:tag w:val="block_videotaped"/>
+          <w:alias w:val="Conditional Block: block_videotaped"/>
+        </w:sdtPr>
+        <w:sdtContent>
+          <w:r>
+            <w:rPr>
+              <w:rFonts w:ascii="Courier New" w:hAnsi="Courier New"/>
+              <w:sz w:val="24"/>
+            </w:rPr>
+            <w:t xml:space="preserve">AND VIDEOTAPED </w:t>
+          </w:r>
+        </w:sdtContent>
+      </w:sdt>
       <w:r>
         <w:t xml:space="preserve">DEPOSITION OF </w:t>
       </w:r>

--- a/ufm_engine/templates/figures/title_page_tx_state.docx
+++ b/ufm_engine/templates/figures/title_page_tx_state.docx
@@ -448,14 +448,10 @@
           </w:r>
         </w:sdtContent>
       </w:sdt>
-      <w:r>
-        <w:t xml:space="preserve">, via </w:t>
-      </w:r>
       <w:sdt>
         <w:sdtPr>
-          <w:tag w:val="remote_platform"/>
-          <w:alias w:val="Remote Platform (or 'Zoom')"/>
-          <w:showingPlcHdr/>
+          <w:tag w:val="block_remote"/>
+          <w:alias w:val="Conditional Block: block_remote"/>
         </w:sdtPr>
         <w:sdtContent>
           <w:r>
@@ -463,8 +459,24 @@
               <w:rFonts w:ascii="Courier New" w:hAnsi="Courier New"/>
               <w:sz w:val="24"/>
             </w:rPr>
-            <w:t xml:space="preserve">[Remote Platform (or 'Zoom')]</w:t>
+            <w:t xml:space="preserve">, via </w:t>
           </w:r>
+          <w:sdt>
+            <w:sdtPr>
+              <w:tag w:val="remote_platform"/>
+              <w:alias w:val="Remote Platform"/>
+              <w:showingPlcHdr/>
+            </w:sdtPr>
+            <w:sdtContent>
+              <w:r>
+                <w:rPr>
+                  <w:rFonts w:ascii="Courier New" w:hAnsi="Courier New"/>
+                  <w:sz w:val="24"/>
+                </w:rPr>
+                <w:t xml:space="preserve">[Remote Platform]</w:t>
+              </w:r>
+            </w:sdtContent>
+          </w:sdt>
         </w:sdtContent>
       </w:sdt>
       <w:r>
